--- a/docx/guides/modules/09_competencias_y_sincronizacion/historias_usuario.docx
+++ b/docx/guides/modules/09_competencias_y_sincronizacion/historias_usuario.docx
@@ -2,13 +2,13 @@
 <file path=word/document.xml><?xml version="1.0" encoding="utf-8"?>
 <w:document xmlns:w="http://schemas.openxmlformats.org/wordprocessingml/2006/main" xmlns:m="http://schemas.openxmlformats.org/officeDocument/2006/math" xmlns:r="http://schemas.openxmlformats.org/officeDocument/2006/relationships" xmlns:o="urn:schemas-microsoft-com:office:office" xmlns:v="urn:schemas-microsoft-com:vml" xmlns:w10="urn:schemas-microsoft-com:office:word" xmlns:a="http://schemas.openxmlformats.org/drawingml/2006/main" xmlns:pic="http://schemas.openxmlformats.org/drawingml/2006/picture" xmlns:wp="http://schemas.openxmlformats.org/drawingml/2006/wordprocessingDrawing">
   <w:body>
-    <w:bookmarkStart w:id="9" w:name="X59879b330e2956f43aebc31c526a6dd88b3bc60"/>
+    <w:bookmarkStart w:id="16" w:name="Xca67851221d694ebe5587c3035b8bfcb088b997"/>
     <w:p>
       <w:pPr>
         <w:pStyle w:val="Heading1"/>
       </w:pPr>
       <w:r>
-        <w:t xml:space="preserve">Historias de Usuario — Competencias y Sincronización</w:t>
+        <w:t xml:space="preserve">Historias de Usuario — Competencias Pedagógicas y Sincronización en Caliente</w:t>
       </w:r>
     </w:p>
     <w:p>
@@ -16,7 +16,23 @@
         <w:pStyle w:val="FirstParagraph"/>
       </w:pPr>
       <w:r>
-        <w:t xml:space="preserve">Este documento contiene las historias de usuario implementadas para el módulo de Competencias y Sincronización de AcademiaNeiva.</w:t>
+        <w:t xml:space="preserve">Este documento detalla las Historias de Usuario del módulo de</w:t>
+      </w:r>
+      <w:r>
+        <w:t xml:space="preserve"> </w:t>
+      </w:r>
+      <w:r>
+        <w:rPr>
+          <w:b/>
+          <w:bCs/>
+        </w:rPr>
+        <w:t xml:space="preserve">Competencias y Sincronización</w:t>
+      </w:r>
+      <w:r>
+        <w:t xml:space="preserve"> </w:t>
+      </w:r>
+      <w:r>
+        <w:t xml:space="preserve">de AcademiaNeiva.</w:t>
       </w:r>
     </w:p>
     <w:p>
@@ -26,83 +42,88 @@
         </w:pict>
       </w:r>
     </w:p>
-    <w:bookmarkEnd w:id="9"/>
-    <w:bookmarkStart w:id="15" w:name="X2122ab577646f0602e1eb34f39abd407a19e685"/>
-    <w:p>
-      <w:pPr>
-        <w:pStyle w:val="Heading1"/>
-      </w:pPr>
-      <w:r>
-        <w:t xml:space="preserve">HU-COM-001: Registrar Competencia con Sincronización Automática en Paralelo</w:t>
-      </w:r>
-    </w:p>
-    <w:bookmarkStart w:id="10" w:name="historia"/>
+    <w:bookmarkStart w:id="13" w:name="planeación-curricular-directiva"/>
     <w:p>
       <w:pPr>
         <w:pStyle w:val="Heading2"/>
       </w:pPr>
       <w:r>
-        <w:t xml:space="preserve">Historia</w:t>
-      </w:r>
-    </w:p>
-    <w:p>
-      <w:pPr>
-        <w:pStyle w:val="FirstParagraph"/>
+        <w:t xml:space="preserve">1. Planeación Curricular Directiva</w:t>
+      </w:r>
+    </w:p>
+    <w:bookmarkStart w:id="9" w:name="Xcd98a0a2872970fafe50dae9609e7590718f1da"/>
+    <w:p>
+      <w:pPr>
+        <w:pStyle w:val="Heading3"/>
+      </w:pPr>
+      <w:r>
+        <w:t xml:space="preserve">HU-COMP-001: Creación de Multicompetencias con Evidencias por Defecto</w:t>
+      </w:r>
+    </w:p>
+    <w:p>
+      <w:pPr>
+        <w:pStyle w:val="Compact"/>
+        <w:numPr>
+          <w:ilvl w:val="0"/>
+          <w:numId w:val="1001"/>
+        </w:numPr>
       </w:pPr>
       <w:r>
         <w:rPr>
           <w:b/>
           <w:bCs/>
         </w:rPr>
-        <w:t xml:space="preserve">Como</w:t>
+        <w:t xml:space="preserve">Como:</w:t>
       </w:r>
       <w:r>
         <w:t xml:space="preserve"> </w:t>
       </w:r>
       <w:r>
-        <w:t xml:space="preserve">directivo del colegio</w:t>
-      </w:r>
-      <w:r>
-        <w:br/>
-      </w:r>
+        <w:t xml:space="preserve">Directivo Escolar (Coordinador Académico).</w:t>
+      </w:r>
+    </w:p>
+    <w:p>
+      <w:pPr>
+        <w:pStyle w:val="Compact"/>
+        <w:numPr>
+          <w:ilvl w:val="0"/>
+          <w:numId w:val="1001"/>
+        </w:numPr>
+      </w:pPr>
       <w:r>
         <w:rPr>
           <w:b/>
           <w:bCs/>
         </w:rPr>
-        <w:t xml:space="preserve">Quiero</w:t>
+        <w:t xml:space="preserve">Quiero:</w:t>
       </w:r>
       <w:r>
         <w:t xml:space="preserve"> </w:t>
       </w:r>
       <w:r>
-        <w:t xml:space="preserve">registrar una competencia en una materia para un periodo académico y un grupo específico</w:t>
-      </w:r>
-      <w:r>
-        <w:br/>
-      </w:r>
+        <w:t xml:space="preserve">Registrar una nueva competencia pedagógica para una asignatura y periodo escolar.</w:t>
+      </w:r>
+    </w:p>
+    <w:p>
+      <w:pPr>
+        <w:pStyle w:val="Compact"/>
+        <w:numPr>
+          <w:ilvl w:val="0"/>
+          <w:numId w:val="1001"/>
+        </w:numPr>
+      </w:pPr>
       <w:r>
         <w:rPr>
           <w:b/>
           <w:bCs/>
         </w:rPr>
-        <w:t xml:space="preserve">Para</w:t>
+        <w:t xml:space="preserve">Para:</w:t>
       </w:r>
       <w:r>
         <w:t xml:space="preserve"> </w:t>
       </w:r>
       <w:r>
-        <w:t xml:space="preserve">que la planeación curricular se propague de forma automática a todos los cursos paralelos del mismo grado escolar.</w:t>
-      </w:r>
-    </w:p>
-    <w:bookmarkEnd w:id="10"/>
-    <w:bookmarkStart w:id="11" w:name="criterios-de-aceptación"/>
-    <w:p>
-      <w:pPr>
-        <w:pStyle w:val="Heading2"/>
-      </w:pPr>
-      <w:r>
-        <w:t xml:space="preserve">Criterios de Aceptación</w:t>
+        <w:t xml:space="preserve">Definir los objetivos de aprendizaje del plan de estudios con indicadores de logro inmediatos.</w:t>
       </w:r>
     </w:p>
     <w:p>
@@ -114,246 +135,89 @@
         </w:numPr>
       </w:pPr>
       <w:r>
-        <w:t xml:space="preserve">Al guardar la competencia en el grupo seleccionado, el sistema localiza todos los cursos del mismo tipo de grado (ej. Primero B y C si se guardó en Primero A) en el año lectivo.</w:t>
-      </w:r>
-    </w:p>
-    <w:p>
-      <w:pPr>
-        <w:pStyle w:val="Compact"/>
-        <w:numPr>
-          <w:ilvl w:val="0"/>
-          <w:numId w:val="1001"/>
-        </w:numPr>
-      </w:pPr>
-      <w:r>
-        <w:t xml:space="preserve">Crea un registro de competencia idéntico para cada grupo paralelo.</w:t>
-      </w:r>
-    </w:p>
-    <w:p>
-      <w:pPr>
-        <w:pStyle w:val="Compact"/>
-        <w:numPr>
-          <w:ilvl w:val="0"/>
-          <w:numId w:val="1001"/>
-        </w:numPr>
-      </w:pPr>
-      <w:r>
-        <w:t xml:space="preserve">A todos los registros del lote creados se les asigna el mismo identificador único</w:t>
-      </w:r>
-      <w:r>
-        <w:t xml:space="preserve"> </w:t>
-      </w:r>
-      <w:r>
-        <w:rPr>
-          <w:rStyle w:val="VerbatimChar"/>
-        </w:rPr>
-        <w:t xml:space="preserve">sync_uuid</w:t>
-      </w:r>
-      <w:r>
-        <w:t xml:space="preserve"> </w:t>
-      </w:r>
-      <w:r>
-        <w:t xml:space="preserve">para mantenerlos sincronizados en caliente.</w:t>
-      </w:r>
-    </w:p>
-    <w:p>
-      <w:pPr>
-        <w:pStyle w:val="Compact"/>
-        <w:numPr>
-          <w:ilvl w:val="0"/>
-          <w:numId w:val="1001"/>
-        </w:numPr>
-      </w:pPr>
-      <w:r>
-        <w:t xml:space="preserve">La creación asocia automáticamente 3 evidencias de aprendizaje por defecto para facilitar el trabajo inicial del docente.</w:t>
-      </w:r>
-    </w:p>
-    <w:bookmarkEnd w:id="11"/>
-    <w:bookmarkStart w:id="14" w:name="detalles-técnicos"/>
-    <w:p>
-      <w:pPr>
-        <w:pStyle w:val="Heading2"/>
-      </w:pPr>
-      <w:r>
-        <w:t xml:space="preserve">Detalles Técnicos</w:t>
-      </w:r>
-    </w:p>
-    <w:p>
-      <w:pPr>
-        <w:pStyle w:val="Compact"/>
-        <w:numPr>
-          <w:ilvl w:val="0"/>
-          <w:numId w:val="1002"/>
-        </w:numPr>
-      </w:pPr>
-      <w:r>
         <w:rPr>
           <w:b/>
           <w:bCs/>
         </w:rPr>
-        <w:t xml:space="preserve">Prioridad:</w:t>
+        <w:t xml:space="preserve">Criterios de Aceptación:</w:t>
+      </w:r>
+    </w:p>
+    <w:p>
+      <w:pPr>
+        <w:pStyle w:val="Compact"/>
+        <w:numPr>
+          <w:ilvl w:val="1"/>
+          <w:numId w:val="1002"/>
+        </w:numPr>
+      </w:pPr>
+      <w:r>
+        <w:t xml:space="preserve">El formulario permite ingresar la descripción y asociar opcionalmente una dimensión preescolar (</w:t>
+      </w:r>
+      <w:r>
+        <w:rPr>
+          <w:rStyle w:val="VerbatimChar"/>
+        </w:rPr>
+        <w:t xml:space="preserve">id_dimension</w:t>
+      </w:r>
+      <w:r>
+        <w:t xml:space="preserve">).</w:t>
+      </w:r>
+    </w:p>
+    <w:p>
+      <w:pPr>
+        <w:pStyle w:val="Compact"/>
+        <w:numPr>
+          <w:ilvl w:val="1"/>
+          <w:numId w:val="1002"/>
+        </w:numPr>
+      </w:pPr>
+      <w:r>
+        <w:t xml:space="preserve">Si el periodo académico se encuentra cerrado institucionalmente, el sistema bloquea el registro con error</w:t>
       </w:r>
       <w:r>
         <w:t xml:space="preserve"> </w:t>
       </w:r>
       <w:r>
-        <w:t xml:space="preserve">Alta</w:t>
-      </w:r>
-    </w:p>
-    <w:p>
-      <w:pPr>
-        <w:pStyle w:val="Compact"/>
-        <w:numPr>
-          <w:ilvl w:val="0"/>
+        <w:rPr>
+          <w:rStyle w:val="VerbatimChar"/>
+        </w:rPr>
+        <w:t xml:space="preserve">409 Conflict</w:t>
+      </w:r>
+      <w:r>
+        <w:t xml:space="preserve">.</w:t>
+      </w:r>
+    </w:p>
+    <w:p>
+      <w:pPr>
+        <w:pStyle w:val="Compact"/>
+        <w:numPr>
+          <w:ilvl w:val="1"/>
           <w:numId w:val="1002"/>
         </w:numPr>
       </w:pPr>
       <w:r>
-        <w:rPr>
-          <w:b/>
-          <w:bCs/>
-        </w:rPr>
-        <w:t xml:space="preserve">Roles involucrados:</w:t>
-      </w:r>
-      <w:r>
-        <w:t xml:space="preserve"> </w:t>
-      </w:r>
-      <w:r>
-        <w:t xml:space="preserve">Directivo</w:t>
-      </w:r>
-    </w:p>
-    <w:p>
-      <w:pPr>
-        <w:pStyle w:val="Compact"/>
-        <w:numPr>
-          <w:ilvl w:val="0"/>
+        <w:t xml:space="preserve">Si no se asocian evidencias DBA, el sistema inyecta automáticamente 3 evidencias formativas estándar (</w:t>
+      </w:r>
+      <w:r>
+        <w:rPr>
+          <w:rStyle w:val="VerbatimChar"/>
+        </w:rPr>
+        <w:t xml:space="preserve">ensureDefaultEvidencias</w:t>
+      </w:r>
+      <w:r>
+        <w:t xml:space="preserve">).</w:t>
+      </w:r>
+    </w:p>
+    <w:p>
+      <w:pPr>
+        <w:pStyle w:val="Compact"/>
+        <w:numPr>
+          <w:ilvl w:val="1"/>
           <w:numId w:val="1002"/>
         </w:numPr>
       </w:pPr>
       <w:r>
-        <w:rPr>
-          <w:b/>
-          <w:bCs/>
-        </w:rPr>
-        <w:t xml:space="preserve">Reglas de negocio relacionadas:</w:t>
-      </w:r>
-      <w:r>
-        <w:t xml:space="preserve"> </w:t>
-      </w:r>
-      <w:r>
-        <w:t xml:space="preserve">RN-COM-001, RN-COM-002, RN-COM-004</w:t>
-      </w:r>
-    </w:p>
-    <w:p>
-      <w:pPr>
-        <w:pStyle w:val="Compact"/>
-        <w:numPr>
-          <w:ilvl w:val="0"/>
-          <w:numId w:val="1002"/>
-        </w:numPr>
-      </w:pPr>
-      <w:r>
-        <w:rPr>
-          <w:b/>
-          <w:bCs/>
-        </w:rPr>
-        <w:t xml:space="preserve">Endpoints relacionados:</w:t>
-      </w:r>
-    </w:p>
-    <w:p>
-      <w:pPr>
-        <w:pStyle w:val="Compact"/>
-        <w:numPr>
-          <w:ilvl w:val="1"/>
-          <w:numId w:val="1003"/>
-        </w:numPr>
-      </w:pPr>
-      <w:r>
-        <w:rPr>
-          <w:rStyle w:val="VerbatimChar"/>
-        </w:rPr>
-        <w:t xml:space="preserve">POST /api/academic-admin/settings/competencies</w:t>
-      </w:r>
-    </w:p>
-    <w:p>
-      <w:pPr>
-        <w:pStyle w:val="Compact"/>
-        <w:numPr>
-          <w:ilvl w:val="0"/>
-          <w:numId w:val="1002"/>
-        </w:numPr>
-      </w:pPr>
-      <w:r>
-        <w:rPr>
-          <w:b/>
-          <w:bCs/>
-        </w:rPr>
-        <w:t xml:space="preserve">Componentes frontend relacionados:</w:t>
-      </w:r>
-    </w:p>
-    <w:p>
-      <w:pPr>
-        <w:pStyle w:val="Compact"/>
-        <w:numPr>
-          <w:ilvl w:val="1"/>
-          <w:numId w:val="1004"/>
-        </w:numPr>
-      </w:pPr>
-      <w:hyperlink r:id="rId12">
-        <w:r>
-          <w:rPr>
-            <w:rStyle w:val="Hyperlink"/>
-          </w:rPr>
-          <w:t xml:space="preserve">AcademicCompetenciesView.vue</w:t>
-        </w:r>
-      </w:hyperlink>
-    </w:p>
-    <w:p>
-      <w:pPr>
-        <w:pStyle w:val="Compact"/>
-        <w:numPr>
-          <w:ilvl w:val="0"/>
-          <w:numId w:val="1002"/>
-        </w:numPr>
-      </w:pPr>
-      <w:r>
-        <w:rPr>
-          <w:b/>
-          <w:bCs/>
-        </w:rPr>
-        <w:t xml:space="preserve">Controllers/Services relacionados:</w:t>
-      </w:r>
-    </w:p>
-    <w:p>
-      <w:pPr>
-        <w:pStyle w:val="Compact"/>
-        <w:numPr>
-          <w:ilvl w:val="1"/>
-          <w:numId w:val="1005"/>
-        </w:numPr>
-      </w:pPr>
-      <w:hyperlink r:id="rId13">
-        <w:r>
-          <w:rPr>
-            <w:rStyle w:val="Hyperlink"/>
-          </w:rPr>
-          <w:t xml:space="preserve">academicAdminController.ts</w:t>
-        </w:r>
-      </w:hyperlink>
-      <w:r>
-        <w:t xml:space="preserve"> </w:t>
-      </w:r>
-      <w:r>
-        <w:t xml:space="preserve">(</w:t>
-      </w:r>
-      <w:r>
-        <w:rPr>
-          <w:rStyle w:val="VerbatimChar"/>
-        </w:rPr>
-        <w:t xml:space="preserve">upsertCompetencyByAdmin</w:t>
-      </w:r>
-      <w:r>
-        <w:t xml:space="preserve">)</w:t>
+        <w:t xml:space="preserve">La competencia queda disponible para que los docentes creen actividades evaluativas de aula.</w:t>
       </w:r>
     </w:p>
     <w:p>
@@ -363,84 +227,80 @@
         </w:pict>
       </w:r>
     </w:p>
-    <w:bookmarkEnd w:id="14"/>
-    <w:bookmarkEnd w:id="15"/>
-    <w:bookmarkStart w:id="21" w:name="Xe6047e6384531c222028f7278e26146ad7721d5"/>
-    <w:p>
-      <w:pPr>
-        <w:pStyle w:val="Heading1"/>
-      </w:pPr>
-      <w:r>
-        <w:t xml:space="preserve">HU-COM-002: Editar Descripción de Competencia (Propagación Masiva)</w:t>
-      </w:r>
-    </w:p>
-    <w:bookmarkStart w:id="16" w:name="historia-1"/>
-    <w:p>
-      <w:pPr>
-        <w:pStyle w:val="Heading2"/>
-      </w:pPr>
-      <w:r>
-        <w:t xml:space="preserve">Historia</w:t>
-      </w:r>
-    </w:p>
-    <w:p>
-      <w:pPr>
-        <w:pStyle w:val="FirstParagraph"/>
+    <w:bookmarkEnd w:id="9"/>
+    <w:bookmarkStart w:id="10" w:name="Xa0e81bb339bd731744fbd79c22e04e4114b6e9d"/>
+    <w:p>
+      <w:pPr>
+        <w:pStyle w:val="Heading3"/>
+      </w:pPr>
+      <w:r>
+        <w:t xml:space="preserve">HU-COMP-002: Sincronización Transaccional en Cursos Paralelos</w:t>
+      </w:r>
+    </w:p>
+    <w:p>
+      <w:pPr>
+        <w:pStyle w:val="Compact"/>
+        <w:numPr>
+          <w:ilvl w:val="0"/>
+          <w:numId w:val="1003"/>
+        </w:numPr>
       </w:pPr>
       <w:r>
         <w:rPr>
           <w:b/>
           <w:bCs/>
         </w:rPr>
-        <w:t xml:space="preserve">Como</w:t>
+        <w:t xml:space="preserve">Como:</w:t>
       </w:r>
       <w:r>
         <w:t xml:space="preserve"> </w:t>
       </w:r>
       <w:r>
-        <w:t xml:space="preserve">directivo o docente asignado</w:t>
-      </w:r>
-      <w:r>
-        <w:br/>
-      </w:r>
+        <w:t xml:space="preserve">Directivo Escolar.</w:t>
+      </w:r>
+    </w:p>
+    <w:p>
+      <w:pPr>
+        <w:pStyle w:val="Compact"/>
+        <w:numPr>
+          <w:ilvl w:val="0"/>
+          <w:numId w:val="1003"/>
+        </w:numPr>
+      </w:pPr>
       <w:r>
         <w:rPr>
           <w:b/>
           <w:bCs/>
         </w:rPr>
-        <w:t xml:space="preserve">Quiero</w:t>
+        <w:t xml:space="preserve">Quiero:</w:t>
       </w:r>
       <w:r>
         <w:t xml:space="preserve"> </w:t>
       </w:r>
       <w:r>
-        <w:t xml:space="preserve">actualizar el texto descriptivo de una competencia</w:t>
-      </w:r>
-      <w:r>
-        <w:br/>
-      </w:r>
+        <w:t xml:space="preserve">Que al crear o editar una competencia en un grupo (ej. 10-A), los cambios se propaguen automáticamente a los cursos paralelos (10-B y 10-C).</w:t>
+      </w:r>
+    </w:p>
+    <w:p>
+      <w:pPr>
+        <w:pStyle w:val="Compact"/>
+        <w:numPr>
+          <w:ilvl w:val="0"/>
+          <w:numId w:val="1003"/>
+        </w:numPr>
+      </w:pPr>
       <w:r>
         <w:rPr>
           <w:b/>
           <w:bCs/>
         </w:rPr>
-        <w:t xml:space="preserve">Para</w:t>
+        <w:t xml:space="preserve">Para:</w:t>
       </w:r>
       <w:r>
         <w:t xml:space="preserve"> </w:t>
       </w:r>
       <w:r>
-        <w:t xml:space="preserve">ajustar los objetivos pedagógicos y que el cambio se refleje simultáneamente en todos los cursos paralelos de mi nivel.</w:t>
-      </w:r>
-    </w:p>
-    <w:bookmarkEnd w:id="16"/>
-    <w:bookmarkStart w:id="17" w:name="criterios-de-aceptación-1"/>
-    <w:p>
-      <w:pPr>
-        <w:pStyle w:val="Heading2"/>
-      </w:pPr>
-      <w:r>
-        <w:t xml:space="preserve">Criterios de Aceptación</w:t>
+        <w:t xml:space="preserve">Mantener la consistencia del plan de estudios en todo el grado sin realizar parametrizaciones repetitivas.</w:t>
       </w:r>
     </w:p>
     <w:p>
@@ -448,104 +308,7 @@
         <w:pStyle w:val="Compact"/>
         <w:numPr>
           <w:ilvl w:val="0"/>
-          <w:numId w:val="1006"/>
-        </w:numPr>
-      </w:pPr>
-      <w:r>
-        <w:t xml:space="preserve">El directivo o docente edita el texto en la planilla o panel de configuración.</w:t>
-      </w:r>
-    </w:p>
-    <w:p>
-      <w:pPr>
-        <w:pStyle w:val="Compact"/>
-        <w:numPr>
-          <w:ilvl w:val="0"/>
-          <w:numId w:val="1006"/>
-        </w:numPr>
-      </w:pPr>
-      <w:r>
-        <w:t xml:space="preserve">Al guardar, el backend actualiza de forma masiva en base de datos la columna</w:t>
-      </w:r>
-      <w:r>
-        <w:t xml:space="preserve"> </w:t>
-      </w:r>
-      <w:r>
-        <w:rPr>
-          <w:rStyle w:val="VerbatimChar"/>
-        </w:rPr>
-        <w:t xml:space="preserve">descripcion</w:t>
-      </w:r>
-      <w:r>
-        <w:t xml:space="preserve"> </w:t>
-      </w:r>
-      <w:r>
-        <w:t xml:space="preserve">de todos los registros de competencia que compartan el mismo</w:t>
-      </w:r>
-      <w:r>
-        <w:t xml:space="preserve"> </w:t>
-      </w:r>
-      <w:r>
-        <w:rPr>
-          <w:rStyle w:val="VerbatimChar"/>
-        </w:rPr>
-        <w:t xml:space="preserve">sync_uuid</w:t>
-      </w:r>
-      <w:r>
-        <w:t xml:space="preserve">.</w:t>
-      </w:r>
-    </w:p>
-    <w:p>
-      <w:pPr>
-        <w:pStyle w:val="Compact"/>
-        <w:numPr>
-          <w:ilvl w:val="0"/>
-          <w:numId w:val="1006"/>
-        </w:numPr>
-      </w:pPr>
-      <w:r>
-        <w:t xml:space="preserve">La operación debe realizarse dentro de una transacción atómica; si falla en algún paralelo, se revierte por completo.</w:t>
-      </w:r>
-    </w:p>
-    <w:p>
-      <w:pPr>
-        <w:pStyle w:val="Compact"/>
-        <w:numPr>
-          <w:ilvl w:val="0"/>
-          <w:numId w:val="1006"/>
-        </w:numPr>
-      </w:pPr>
-      <w:r>
-        <w:t xml:space="preserve">Se deniega la edición si el periodo se encuentra en estado</w:t>
-      </w:r>
-      <w:r>
-        <w:t xml:space="preserve"> </w:t>
-      </w:r>
-      <w:r>
-        <w:rPr>
-          <w:rStyle w:val="VerbatimChar"/>
-        </w:rPr>
-        <w:t xml:space="preserve">CERRADO</w:t>
-      </w:r>
-      <w:r>
-        <w:t xml:space="preserve">.</w:t>
-      </w:r>
-    </w:p>
-    <w:bookmarkEnd w:id="17"/>
-    <w:bookmarkStart w:id="20" w:name="detalles-técnicos-1"/>
-    <w:p>
-      <w:pPr>
-        <w:pStyle w:val="Heading2"/>
-      </w:pPr>
-      <w:r>
-        <w:t xml:space="preserve">Detalles Técnicos</w:t>
-      </w:r>
-    </w:p>
-    <w:p>
-      <w:pPr>
-        <w:pStyle w:val="Compact"/>
-        <w:numPr>
-          <w:ilvl w:val="0"/>
-          <w:numId w:val="1007"/>
+          <w:numId w:val="1003"/>
         </w:numPr>
       </w:pPr>
       <w:r>
@@ -553,233 +316,88 @@
           <w:b/>
           <w:bCs/>
         </w:rPr>
-        <w:t xml:space="preserve">Prioridad:</w:t>
+        <w:t xml:space="preserve">Criterios de Aceptación:</w:t>
+      </w:r>
+    </w:p>
+    <w:p>
+      <w:pPr>
+        <w:pStyle w:val="Compact"/>
+        <w:numPr>
+          <w:ilvl w:val="1"/>
+          <w:numId w:val="1004"/>
+        </w:numPr>
+      </w:pPr>
+      <w:r>
+        <w:t xml:space="preserve">El backend genera un identificador único</w:t>
       </w:r>
       <w:r>
         <w:t xml:space="preserve"> </w:t>
       </w:r>
       <w:r>
-        <w:t xml:space="preserve">Alta</w:t>
-      </w:r>
-    </w:p>
-    <w:p>
-      <w:pPr>
-        <w:pStyle w:val="Compact"/>
-        <w:numPr>
-          <w:ilvl w:val="0"/>
-          <w:numId w:val="1007"/>
-        </w:numPr>
-      </w:pPr>
-      <w:r>
-        <w:rPr>
-          <w:b/>
-          <w:bCs/>
-        </w:rPr>
-        <w:t xml:space="preserve">Roles involucrados:</w:t>
+        <w:rPr>
+          <w:rStyle w:val="VerbatimChar"/>
+        </w:rPr>
+        <w:t xml:space="preserve">sync_uuid</w:t>
       </w:r>
       <w:r>
         <w:t xml:space="preserve"> </w:t>
       </w:r>
       <w:r>
-        <w:t xml:space="preserve">Directivo, Docente</w:t>
-      </w:r>
-    </w:p>
-    <w:p>
-      <w:pPr>
-        <w:pStyle w:val="Compact"/>
-        <w:numPr>
-          <w:ilvl w:val="0"/>
-          <w:numId w:val="1007"/>
-        </w:numPr>
-      </w:pPr>
-      <w:r>
-        <w:rPr>
-          <w:b/>
-          <w:bCs/>
-        </w:rPr>
-        <w:t xml:space="preserve">Reglas de negocio relacionadas:</w:t>
+        <w:t xml:space="preserve">y replica la competencia en todos los grupos paralelos (</w:t>
+      </w:r>
+      <w:r>
+        <w:rPr>
+          <w:rStyle w:val="VerbatimChar"/>
+        </w:rPr>
+        <w:t xml:space="preserve">getGradePeerGroups</w:t>
+      </w:r>
+      <w:r>
+        <w:t xml:space="preserve">).</w:t>
+      </w:r>
+    </w:p>
+    <w:p>
+      <w:pPr>
+        <w:pStyle w:val="Compact"/>
+        <w:numPr>
+          <w:ilvl w:val="1"/>
+          <w:numId w:val="1004"/>
+        </w:numPr>
+      </w:pPr>
+      <w:r>
+        <w:t xml:space="preserve">Si ocurre un fallo en la inserción de algún curso paralelo, la transacción se aborta completamente (</w:t>
+      </w:r>
+      <w:r>
+        <w:rPr>
+          <w:rStyle w:val="VerbatimChar"/>
+        </w:rPr>
+        <w:t xml:space="preserve">ROLLBACK</w:t>
+      </w:r>
+      <w:r>
+        <w:t xml:space="preserve">).</w:t>
+      </w:r>
+    </w:p>
+    <w:p>
+      <w:pPr>
+        <w:pStyle w:val="Compact"/>
+        <w:numPr>
+          <w:ilvl w:val="1"/>
+          <w:numId w:val="1004"/>
+        </w:numPr>
+      </w:pPr>
+      <w:r>
+        <w:t xml:space="preserve">Al editar la descripción, la modificación se propaga a todos los registros con el mismo</w:t>
       </w:r>
       <w:r>
         <w:t xml:space="preserve"> </w:t>
       </w:r>
       <w:r>
-        <w:t xml:space="preserve">RN-COM-002, RN-COM-003</w:t>
-      </w:r>
-    </w:p>
-    <w:p>
-      <w:pPr>
-        <w:pStyle w:val="Compact"/>
-        <w:numPr>
-          <w:ilvl w:val="0"/>
-          <w:numId w:val="1007"/>
-        </w:numPr>
-      </w:pPr>
-      <w:r>
-        <w:rPr>
-          <w:b/>
-          <w:bCs/>
-        </w:rPr>
-        <w:t xml:space="preserve">Endpoints relacionados:</w:t>
-      </w:r>
-    </w:p>
-    <w:p>
-      <w:pPr>
-        <w:pStyle w:val="Compact"/>
-        <w:numPr>
-          <w:ilvl w:val="1"/>
-          <w:numId w:val="1008"/>
-        </w:numPr>
-      </w:pPr>
-      <w:r>
         <w:rPr>
           <w:rStyle w:val="VerbatimChar"/>
         </w:rPr>
-        <w:t xml:space="preserve">POST /api/academic-admin/settings/competencies</w:t>
-      </w:r>
-    </w:p>
-    <w:p>
-      <w:pPr>
-        <w:pStyle w:val="Compact"/>
-        <w:numPr>
-          <w:ilvl w:val="1"/>
-          <w:numId w:val="1008"/>
-        </w:numPr>
-      </w:pPr>
-      <w:r>
-        <w:rPr>
-          <w:rStyle w:val="VerbatimChar"/>
-        </w:rPr>
-        <w:t xml:space="preserve">PUT /api/teacher/competencies/:id</w:t>
-      </w:r>
-    </w:p>
-    <w:p>
-      <w:pPr>
-        <w:pStyle w:val="Compact"/>
-        <w:numPr>
-          <w:ilvl w:val="0"/>
-          <w:numId w:val="1007"/>
-        </w:numPr>
-      </w:pPr>
-      <w:r>
-        <w:rPr>
-          <w:b/>
-          <w:bCs/>
-        </w:rPr>
-        <w:t xml:space="preserve">Componentes frontend relacionados:</w:t>
-      </w:r>
-    </w:p>
-    <w:p>
-      <w:pPr>
-        <w:pStyle w:val="Compact"/>
-        <w:numPr>
-          <w:ilvl w:val="1"/>
-          <w:numId w:val="1009"/>
-        </w:numPr>
-      </w:pPr>
-      <w:hyperlink r:id="rId12">
-        <w:r>
-          <w:rPr>
-            <w:rStyle w:val="Hyperlink"/>
-          </w:rPr>
-          <w:t xml:space="preserve">AcademicCompetenciesView.vue</w:t>
-        </w:r>
-      </w:hyperlink>
-    </w:p>
-    <w:p>
-      <w:pPr>
-        <w:pStyle w:val="Compact"/>
-        <w:numPr>
-          <w:ilvl w:val="1"/>
-          <w:numId w:val="1009"/>
-        </w:numPr>
-      </w:pPr>
-      <w:hyperlink r:id="rId18">
-        <w:r>
-          <w:rPr>
-            <w:rStyle w:val="Hyperlink"/>
-          </w:rPr>
-          <w:t xml:space="preserve">TeacherGrades.vue</w:t>
-        </w:r>
-      </w:hyperlink>
-    </w:p>
-    <w:p>
-      <w:pPr>
-        <w:pStyle w:val="Compact"/>
-        <w:numPr>
-          <w:ilvl w:val="0"/>
-          <w:numId w:val="1007"/>
-        </w:numPr>
-      </w:pPr>
-      <w:r>
-        <w:rPr>
-          <w:b/>
-          <w:bCs/>
-        </w:rPr>
-        <w:t xml:space="preserve">Controllers/Services relacionados:</w:t>
-      </w:r>
-    </w:p>
-    <w:p>
-      <w:pPr>
-        <w:pStyle w:val="Compact"/>
-        <w:numPr>
-          <w:ilvl w:val="1"/>
-          <w:numId w:val="1010"/>
-        </w:numPr>
-      </w:pPr>
-      <w:hyperlink r:id="rId13">
-        <w:r>
-          <w:rPr>
-            <w:rStyle w:val="Hyperlink"/>
-          </w:rPr>
-          <w:t xml:space="preserve">academicAdminController.ts</w:t>
-        </w:r>
-      </w:hyperlink>
-      <w:r>
-        <w:t xml:space="preserve"> </w:t>
-      </w:r>
-      <w:r>
-        <w:t xml:space="preserve">(</w:t>
-      </w:r>
-      <w:r>
-        <w:rPr>
-          <w:rStyle w:val="VerbatimChar"/>
-        </w:rPr>
-        <w:t xml:space="preserve">upsertCompetencyByAdmin</w:t>
-      </w:r>
-      <w:r>
-        <w:t xml:space="preserve">)</w:t>
-      </w:r>
-    </w:p>
-    <w:p>
-      <w:pPr>
-        <w:pStyle w:val="Compact"/>
-        <w:numPr>
-          <w:ilvl w:val="1"/>
-          <w:numId w:val="1010"/>
-        </w:numPr>
-      </w:pPr>
-      <w:hyperlink r:id="rId19">
-        <w:r>
-          <w:rPr>
-            <w:rStyle w:val="Hyperlink"/>
-          </w:rPr>
-          <w:t xml:space="preserve">gradingController.ts</w:t>
-        </w:r>
-      </w:hyperlink>
-      <w:r>
-        <w:t xml:space="preserve"> </w:t>
-      </w:r>
-      <w:r>
-        <w:t xml:space="preserve">(</w:t>
-      </w:r>
-      <w:r>
-        <w:rPr>
-          <w:rStyle w:val="VerbatimChar"/>
-        </w:rPr>
-        <w:t xml:space="preserve">updateCompetency</w:t>
-      </w:r>
-      <w:r>
-        <w:t xml:space="preserve">)</w:t>
+        <w:t xml:space="preserve">sync_uuid</w:t>
+      </w:r>
+      <w:r>
+        <w:t xml:space="preserve">.</w:t>
       </w:r>
     </w:p>
     <w:p>
@@ -789,84 +407,80 @@
         </w:pict>
       </w:r>
     </w:p>
-    <w:bookmarkEnd w:id="20"/>
-    <w:bookmarkEnd w:id="21"/>
-    <w:bookmarkStart w:id="25" w:name="X57141065d3d52d3d428e044bafcb548b49aceda"/>
-    <w:p>
-      <w:pPr>
-        <w:pStyle w:val="Heading1"/>
-      </w:pPr>
-      <w:r>
-        <w:t xml:space="preserve">HU-COM-003: Crear Evidencia de Aprendizaje en Competencia</w:t>
-      </w:r>
-    </w:p>
-    <w:bookmarkStart w:id="22" w:name="historia-2"/>
-    <w:p>
-      <w:pPr>
-        <w:pStyle w:val="Heading2"/>
-      </w:pPr>
-      <w:r>
-        <w:t xml:space="preserve">Historia</w:t>
-      </w:r>
-    </w:p>
-    <w:p>
-      <w:pPr>
-        <w:pStyle w:val="FirstParagraph"/>
+    <w:bookmarkEnd w:id="10"/>
+    <w:bookmarkStart w:id="11" w:name="Xe4f8a0b09872680e35e2a3a84d2e25fbb7d4dff"/>
+    <w:p>
+      <w:pPr>
+        <w:pStyle w:val="Heading3"/>
+      </w:pPr>
+      <w:r>
+        <w:t xml:space="preserve">HU-COMP-003: Vinculación Exclusiva de Evidencias Oficiales DBA</w:t>
+      </w:r>
+    </w:p>
+    <w:p>
+      <w:pPr>
+        <w:pStyle w:val="Compact"/>
+        <w:numPr>
+          <w:ilvl w:val="0"/>
+          <w:numId w:val="1005"/>
+        </w:numPr>
       </w:pPr>
       <w:r>
         <w:rPr>
           <w:b/>
           <w:bCs/>
         </w:rPr>
-        <w:t xml:space="preserve">Como</w:t>
+        <w:t xml:space="preserve">Como:</w:t>
       </w:r>
       <w:r>
         <w:t xml:space="preserve"> </w:t>
       </w:r>
       <w:r>
-        <w:t xml:space="preserve">directivo del colegio</w:t>
-      </w:r>
-      <w:r>
-        <w:br/>
-      </w:r>
+        <w:t xml:space="preserve">Directivo Escolar.</w:t>
+      </w:r>
+    </w:p>
+    <w:p>
+      <w:pPr>
+        <w:pStyle w:val="Compact"/>
+        <w:numPr>
+          <w:ilvl w:val="0"/>
+          <w:numId w:val="1005"/>
+        </w:numPr>
+      </w:pPr>
       <w:r>
         <w:rPr>
           <w:b/>
           <w:bCs/>
         </w:rPr>
-        <w:t xml:space="preserve">Quiero</w:t>
+        <w:t xml:space="preserve">Quiero:</w:t>
       </w:r>
       <w:r>
         <w:t xml:space="preserve"> </w:t>
       </w:r>
       <w:r>
-        <w:t xml:space="preserve">registrar una evidencia de aprendizaje personalizada dentro de una competencia</w:t>
-      </w:r>
-      <w:r>
-        <w:br/>
-      </w:r>
+        <w:t xml:space="preserve">Vincular evidencias oficiales del catálogo de Derechos Básicos de Aprendizaje (DBA) del MEN a una competencia.</w:t>
+      </w:r>
+    </w:p>
+    <w:p>
+      <w:pPr>
+        <w:pStyle w:val="Compact"/>
+        <w:numPr>
+          <w:ilvl w:val="0"/>
+          <w:numId w:val="1005"/>
+        </w:numPr>
+      </w:pPr>
       <w:r>
         <w:rPr>
           <w:b/>
           <w:bCs/>
         </w:rPr>
-        <w:t xml:space="preserve">Para</w:t>
+        <w:t xml:space="preserve">Para:</w:t>
       </w:r>
       <w:r>
         <w:t xml:space="preserve"> </w:t>
       </w:r>
       <w:r>
-        <w:t xml:space="preserve">definir los entregables y tareas específicas mediante los cuales los docentes evaluarán los objetivos del periodo.</w:t>
-      </w:r>
-    </w:p>
-    <w:bookmarkEnd w:id="22"/>
-    <w:bookmarkStart w:id="23" w:name="criterios-de-aceptación-2"/>
-    <w:p>
-      <w:pPr>
-        <w:pStyle w:val="Heading2"/>
-      </w:pPr>
-      <w:r>
-        <w:t xml:space="preserve">Criterios de Aceptación</w:t>
+        <w:t xml:space="preserve">Alinear la planeación del colegio con los estándares nacionales de educación.</w:t>
       </w:r>
     </w:p>
     <w:p>
@@ -874,53 +488,7 @@
         <w:pStyle w:val="Compact"/>
         <w:numPr>
           <w:ilvl w:val="0"/>
-          <w:numId w:val="1011"/>
-        </w:numPr>
-      </w:pPr>
-      <w:r>
-        <w:t xml:space="preserve">El directivo ingresa el texto de la evidencia.</w:t>
-      </w:r>
-    </w:p>
-    <w:p>
-      <w:pPr>
-        <w:pStyle w:val="Compact"/>
-        <w:numPr>
-          <w:ilvl w:val="0"/>
-          <w:numId w:val="1011"/>
-        </w:numPr>
-      </w:pPr>
-      <w:r>
-        <w:t xml:space="preserve">La evidencia se registra con un número de orden correlativo para su organización en las planillas.</w:t>
-      </w:r>
-    </w:p>
-    <w:p>
-      <w:pPr>
-        <w:pStyle w:val="Compact"/>
-        <w:numPr>
-          <w:ilvl w:val="0"/>
-          <w:numId w:val="1011"/>
-        </w:numPr>
-      </w:pPr>
-      <w:r>
-        <w:t xml:space="preserve">El sistema deniega el registro si el periodo correspondiente está cerrado.</w:t>
-      </w:r>
-    </w:p>
-    <w:bookmarkEnd w:id="23"/>
-    <w:bookmarkStart w:id="24" w:name="detalles-técnicos-2"/>
-    <w:p>
-      <w:pPr>
-        <w:pStyle w:val="Heading2"/>
-      </w:pPr>
-      <w:r>
-        <w:t xml:space="preserve">Detalles Técnicos</w:t>
-      </w:r>
-    </w:p>
-    <w:p>
-      <w:pPr>
-        <w:pStyle w:val="Compact"/>
-        <w:numPr>
-          <w:ilvl w:val="0"/>
-          <w:numId w:val="1012"/>
+          <w:numId w:val="1005"/>
         </w:numPr>
       </w:pPr>
       <w:r>
@@ -928,73 +496,7 @@
           <w:b/>
           <w:bCs/>
         </w:rPr>
-        <w:t xml:space="preserve">Prioridad:</w:t>
-      </w:r>
-      <w:r>
-        <w:t xml:space="preserve"> </w:t>
-      </w:r>
-      <w:r>
-        <w:t xml:space="preserve">Alta</w:t>
-      </w:r>
-    </w:p>
-    <w:p>
-      <w:pPr>
-        <w:pStyle w:val="Compact"/>
-        <w:numPr>
-          <w:ilvl w:val="0"/>
-          <w:numId w:val="1012"/>
-        </w:numPr>
-      </w:pPr>
-      <w:r>
-        <w:rPr>
-          <w:b/>
-          <w:bCs/>
-        </w:rPr>
-        <w:t xml:space="preserve">Roles involucrados:</w:t>
-      </w:r>
-      <w:r>
-        <w:t xml:space="preserve"> </w:t>
-      </w:r>
-      <w:r>
-        <w:t xml:space="preserve">Directivo</w:t>
-      </w:r>
-    </w:p>
-    <w:p>
-      <w:pPr>
-        <w:pStyle w:val="Compact"/>
-        <w:numPr>
-          <w:ilvl w:val="0"/>
-          <w:numId w:val="1012"/>
-        </w:numPr>
-      </w:pPr>
-      <w:r>
-        <w:rPr>
-          <w:b/>
-          <w:bCs/>
-        </w:rPr>
-        <w:t xml:space="preserve">Reglas de negocio relacionadas:</w:t>
-      </w:r>
-      <w:r>
-        <w:t xml:space="preserve"> </w:t>
-      </w:r>
-      <w:r>
-        <w:t xml:space="preserve">N/A</w:t>
-      </w:r>
-    </w:p>
-    <w:p>
-      <w:pPr>
-        <w:pStyle w:val="Compact"/>
-        <w:numPr>
-          <w:ilvl w:val="0"/>
-          <w:numId w:val="1012"/>
-        </w:numPr>
-      </w:pPr>
-      <w:r>
-        <w:rPr>
-          <w:b/>
-          <w:bCs/>
-        </w:rPr>
-        <w:t xml:space="preserve">Endpoints relacionados:</w:t>
+        <w:t xml:space="preserve">Criterios de Aceptación:</w:t>
       </w:r>
     </w:p>
     <w:p>
@@ -1002,30 +504,20 @@
         <w:pStyle w:val="Compact"/>
         <w:numPr>
           <w:ilvl w:val="1"/>
-          <w:numId w:val="1013"/>
-        </w:numPr>
-      </w:pPr>
+          <w:numId w:val="1006"/>
+        </w:numPr>
+      </w:pPr>
+      <w:r>
+        <w:t xml:space="preserve">El sistema valida que ninguna evidencia seleccionada esté vinculada a otra competencia del mismo año y grado en otro periodo (</w:t>
+      </w:r>
       <w:r>
         <w:rPr>
           <w:rStyle w:val="VerbatimChar"/>
         </w:rPr>
-        <w:t xml:space="preserve">POST /api/academic-admin/settings/competencies/:competenciaId/evidencias</w:t>
-      </w:r>
-    </w:p>
-    <w:p>
-      <w:pPr>
-        <w:pStyle w:val="Compact"/>
-        <w:numPr>
-          <w:ilvl w:val="0"/>
-          <w:numId w:val="1012"/>
-        </w:numPr>
-      </w:pPr>
-      <w:r>
-        <w:rPr>
-          <w:b/>
-          <w:bCs/>
-        </w:rPr>
-        <w:t xml:space="preserve">Componentes frontend relacionados:</w:t>
+        <w:t xml:space="preserve">alreadyAssignedRes</w:t>
+      </w:r>
+      <w:r>
+        <w:t xml:space="preserve">).</w:t>
       </w:r>
     </w:p>
     <w:p>
@@ -1033,32 +525,11 @@
         <w:pStyle w:val="Compact"/>
         <w:numPr>
           <w:ilvl w:val="1"/>
-          <w:numId w:val="1014"/>
-        </w:numPr>
-      </w:pPr>
-      <w:hyperlink r:id="rId12">
-        <w:r>
-          <w:rPr>
-            <w:rStyle w:val="Hyperlink"/>
-          </w:rPr>
-          <w:t xml:space="preserve">AcademicCompetenciesView.vue</w:t>
-        </w:r>
-      </w:hyperlink>
-    </w:p>
-    <w:p>
-      <w:pPr>
-        <w:pStyle w:val="Compact"/>
-        <w:numPr>
-          <w:ilvl w:val="0"/>
-          <w:numId w:val="1012"/>
-        </w:numPr>
-      </w:pPr>
-      <w:r>
-        <w:rPr>
-          <w:b/>
-          <w:bCs/>
-        </w:rPr>
-        <w:t xml:space="preserve">Controllers/Services relacionados:</w:t>
+          <w:numId w:val="1006"/>
+        </w:numPr>
+      </w:pPr>
+      <w:r>
+        <w:t xml:space="preserve">Al confirmarse la vinculación, se eliminan las 3 evidencias por defecto autogeneradas y se asocian las oficiales de DBA.</w:t>
       </w:r>
     </w:p>
     <w:p>
@@ -1066,31 +537,11 @@
         <w:pStyle w:val="Compact"/>
         <w:numPr>
           <w:ilvl w:val="1"/>
-          <w:numId w:val="1015"/>
-        </w:numPr>
-      </w:pPr>
-      <w:hyperlink r:id="rId13">
-        <w:r>
-          <w:rPr>
-            <w:rStyle w:val="Hyperlink"/>
-          </w:rPr>
-          <w:t xml:space="preserve">academicAdminController.ts</w:t>
-        </w:r>
-      </w:hyperlink>
-      <w:r>
-        <w:t xml:space="preserve"> </w:t>
-      </w:r>
-      <w:r>
-        <w:t xml:space="preserve">(</w:t>
-      </w:r>
-      <w:r>
-        <w:rPr>
-          <w:rStyle w:val="VerbatimChar"/>
-        </w:rPr>
-        <w:t xml:space="preserve">createEvidencia</w:t>
-      </w:r>
-      <w:r>
-        <w:t xml:space="preserve">)</w:t>
+          <w:numId w:val="1006"/>
+        </w:numPr>
+      </w:pPr>
+      <w:r>
+        <w:t xml:space="preserve">Las evidencias oficiales se sincronizan en todos los cursos paralelos del grado escolar.</w:t>
       </w:r>
     </w:p>
     <w:p>
@@ -1100,84 +551,89 @@
         </w:pict>
       </w:r>
     </w:p>
-    <w:bookmarkEnd w:id="24"/>
-    <w:bookmarkEnd w:id="25"/>
-    <w:bookmarkStart w:id="29" w:name="Xe3aefa1baf77c5cf9b7d98c6d50cc2d8cd97270"/>
-    <w:p>
-      <w:pPr>
-        <w:pStyle w:val="Heading1"/>
-      </w:pPr>
-      <w:r>
-        <w:t xml:space="preserve">HU-COM-004: Eliminar Competencia Curricular</w:t>
-      </w:r>
-    </w:p>
-    <w:bookmarkStart w:id="26" w:name="historia-3"/>
-    <w:p>
-      <w:pPr>
-        <w:pStyle w:val="Heading2"/>
-      </w:pPr>
-      <w:r>
-        <w:t xml:space="preserve">Historia</w:t>
-      </w:r>
-    </w:p>
-    <w:p>
-      <w:pPr>
-        <w:pStyle w:val="FirstParagraph"/>
+    <w:bookmarkEnd w:id="11"/>
+    <w:bookmarkStart w:id="12" w:name="X6265fbe20f2d2f17b17a7fefb67a75e9648134a"/>
+    <w:p>
+      <w:pPr>
+        <w:pStyle w:val="Heading3"/>
+      </w:pPr>
+      <w:r>
+        <w:t xml:space="preserve">HU-COMP-004: Auditoría y Protección de Uso Evaluativo (</w:t>
+      </w:r>
+      <w:r>
+        <w:rPr>
+          <w:rStyle w:val="VerbatimChar"/>
+        </w:rPr>
+        <w:t xml:space="preserve">usage-check</w:t>
+      </w:r>
+      <w:r>
+        <w:t xml:space="preserve">)</w:t>
+      </w:r>
+    </w:p>
+    <w:p>
+      <w:pPr>
+        <w:pStyle w:val="Compact"/>
+        <w:numPr>
+          <w:ilvl w:val="0"/>
+          <w:numId w:val="1007"/>
+        </w:numPr>
       </w:pPr>
       <w:r>
         <w:rPr>
           <w:b/>
           <w:bCs/>
         </w:rPr>
-        <w:t xml:space="preserve">Como</w:t>
+        <w:t xml:space="preserve">Como:</w:t>
       </w:r>
       <w:r>
         <w:t xml:space="preserve"> </w:t>
       </w:r>
       <w:r>
-        <w:t xml:space="preserve">directivo del colegio</w:t>
-      </w:r>
-      <w:r>
-        <w:br/>
-      </w:r>
+        <w:t xml:space="preserve">Directivo Escolar.</w:t>
+      </w:r>
+    </w:p>
+    <w:p>
+      <w:pPr>
+        <w:pStyle w:val="Compact"/>
+        <w:numPr>
+          <w:ilvl w:val="0"/>
+          <w:numId w:val="1007"/>
+        </w:numPr>
+      </w:pPr>
       <w:r>
         <w:rPr>
           <w:b/>
           <w:bCs/>
         </w:rPr>
-        <w:t xml:space="preserve">Quiero</w:t>
+        <w:t xml:space="preserve">Quiero:</w:t>
       </w:r>
       <w:r>
         <w:t xml:space="preserve"> </w:t>
       </w:r>
       <w:r>
-        <w:t xml:space="preserve">eliminar una competencia del plan de estudios</w:t>
-      </w:r>
-      <w:r>
-        <w:br/>
-      </w:r>
+        <w:t xml:space="preserve">Comprobar si una competencia ya tiene actividades evaluativas o calificaciones antes de modificarla o eliminarla.</w:t>
+      </w:r>
+    </w:p>
+    <w:p>
+      <w:pPr>
+        <w:pStyle w:val="Compact"/>
+        <w:numPr>
+          <w:ilvl w:val="0"/>
+          <w:numId w:val="1007"/>
+        </w:numPr>
+      </w:pPr>
       <w:r>
         <w:rPr>
           <w:b/>
           <w:bCs/>
         </w:rPr>
-        <w:t xml:space="preserve">Para</w:t>
+        <w:t xml:space="preserve">Para:</w:t>
       </w:r>
       <w:r>
         <w:t xml:space="preserve"> </w:t>
       </w:r>
       <w:r>
-        <w:t xml:space="preserve">corregir errores de planificación o retirar metas de aprendizaje descartadas.</w:t>
-      </w:r>
-    </w:p>
-    <w:bookmarkEnd w:id="26"/>
-    <w:bookmarkStart w:id="27" w:name="criterios-de-aceptación-3"/>
-    <w:p>
-      <w:pPr>
-        <w:pStyle w:val="Heading2"/>
-      </w:pPr>
-      <w:r>
-        <w:t xml:space="preserve">Criterios de Aceptación</w:t>
+        <w:t xml:space="preserve">No afectar las notas históricas ni el trabajo evaluativo ya adelantado por los docentes.</w:t>
       </w:r>
     </w:p>
     <w:p>
@@ -1185,89 +641,7 @@
         <w:pStyle w:val="Compact"/>
         <w:numPr>
           <w:ilvl w:val="0"/>
-          <w:numId w:val="1016"/>
-        </w:numPr>
-      </w:pPr>
-      <w:r>
-        <w:t xml:space="preserve">El directivo presiona</w:t>
-      </w:r>
-      <w:r>
-        <w:t xml:space="preserve"> </w:t>
-      </w:r>
-      <w:r>
-        <w:t xml:space="preserve">“Eliminar Competencia”</w:t>
-      </w:r>
-      <w:r>
-        <w:t xml:space="preserve"> </w:t>
-      </w:r>
-      <w:r>
-        <w:t xml:space="preserve">en el panel.</w:t>
-      </w:r>
-    </w:p>
-    <w:p>
-      <w:pPr>
-        <w:pStyle w:val="Compact"/>
-        <w:numPr>
-          <w:ilvl w:val="0"/>
-          <w:numId w:val="1016"/>
-        </w:numPr>
-      </w:pPr>
-      <w:r>
-        <w:t xml:space="preserve">El sistema realiza un control de uso (</w:t>
-      </w:r>
-      <w:r>
-        <w:rPr>
-          <w:rStyle w:val="VerbatimChar"/>
-        </w:rPr>
-        <w:t xml:space="preserve">usage-check</w:t>
-      </w:r>
-      <w:r>
-        <w:t xml:space="preserve">). Si algún docente ya tiene actividades evaluativas de clase vinculadas a esta competencia o a sus evidencias de aprendizaje, el borrado se bloquea y se muestra un error en pantalla.</w:t>
-      </w:r>
-    </w:p>
-    <w:p>
-      <w:pPr>
-        <w:pStyle w:val="Compact"/>
-        <w:numPr>
-          <w:ilvl w:val="0"/>
-          <w:numId w:val="1016"/>
-        </w:numPr>
-      </w:pPr>
-      <w:r>
-        <w:t xml:space="preserve">Si no está en uso, se eliminan físicamente en bloque todos los registros del colegio que compartan el mismo</w:t>
-      </w:r>
-      <w:r>
-        <w:t xml:space="preserve"> </w:t>
-      </w:r>
-      <w:r>
-        <w:rPr>
-          <w:rStyle w:val="VerbatimChar"/>
-        </w:rPr>
-        <w:t xml:space="preserve">sync_uuid</w:t>
-      </w:r>
-      <w:r>
-        <w:t xml:space="preserve"> </w:t>
-      </w:r>
-      <w:r>
-        <w:t xml:space="preserve">junto con sus evidencias de aprendizaje hijas.</w:t>
-      </w:r>
-    </w:p>
-    <w:bookmarkEnd w:id="27"/>
-    <w:bookmarkStart w:id="28" w:name="detalles-técnicos-3"/>
-    <w:p>
-      <w:pPr>
-        <w:pStyle w:val="Heading2"/>
-      </w:pPr>
-      <w:r>
-        <w:t xml:space="preserve">Detalles Técnicos</w:t>
-      </w:r>
-    </w:p>
-    <w:p>
-      <w:pPr>
-        <w:pStyle w:val="Compact"/>
-        <w:numPr>
-          <w:ilvl w:val="0"/>
-          <w:numId w:val="1017"/>
+          <w:numId w:val="1007"/>
         </w:numPr>
       </w:pPr>
       <w:r>
@@ -1275,13 +649,115 @@
           <w:b/>
           <w:bCs/>
         </w:rPr>
-        <w:t xml:space="preserve">Prioridad:</w:t>
+        <w:t xml:space="preserve">Criterios de Aceptación:</w:t>
+      </w:r>
+    </w:p>
+    <w:p>
+      <w:pPr>
+        <w:pStyle w:val="Compact"/>
+        <w:numPr>
+          <w:ilvl w:val="1"/>
+          <w:numId w:val="1008"/>
+        </w:numPr>
+      </w:pPr>
+      <w:r>
+        <w:t xml:space="preserve">El endpoint</w:t>
       </w:r>
       <w:r>
         <w:t xml:space="preserve"> </w:t>
       </w:r>
       <w:r>
-        <w:t xml:space="preserve">Media</w:t>
+        <w:rPr>
+          <w:rStyle w:val="VerbatimChar"/>
+        </w:rPr>
+        <w:t xml:space="preserve">/usage-check</w:t>
+      </w:r>
+      <w:r>
+        <w:t xml:space="preserve"> </w:t>
+      </w:r>
+      <w:r>
+        <w:t xml:space="preserve">expone si la competencia tiene actividades registradas (</w:t>
+      </w:r>
+      <w:r>
+        <w:rPr>
+          <w:rStyle w:val="VerbatimChar"/>
+        </w:rPr>
+        <w:t xml:space="preserve">isUsed: true</w:t>
+      </w:r>
+      <w:r>
+        <w:t xml:space="preserve">) y desglosa docentes y cursos involucrados.</w:t>
+      </w:r>
+    </w:p>
+    <w:p>
+      <w:pPr>
+        <w:pStyle w:val="Compact"/>
+        <w:numPr>
+          <w:ilvl w:val="1"/>
+          <w:numId w:val="1008"/>
+        </w:numPr>
+      </w:pPr>
+      <w:r>
+        <w:t xml:space="preserve">El intento de eliminar una competencia con actividades evaluativas asociadas responde con error</w:t>
+      </w:r>
+      <w:r>
+        <w:t xml:space="preserve"> </w:t>
+      </w:r>
+      <w:r>
+        <w:rPr>
+          <w:rStyle w:val="VerbatimChar"/>
+        </w:rPr>
+        <w:t xml:space="preserve">409 Conflict</w:t>
+      </w:r>
+      <w:r>
+        <w:t xml:space="preserve">.</w:t>
+      </w:r>
+    </w:p>
+    <w:p>
+      <w:pPr>
+        <w:pStyle w:val="Compact"/>
+        <w:numPr>
+          <w:ilvl w:val="1"/>
+          <w:numId w:val="1008"/>
+        </w:numPr>
+      </w:pPr>
+      <w:r>
+        <w:t xml:space="preserve">Si no tiene actividades, la eliminación remueve en cascada las evidencias y réplicas hermanas (</w:t>
+      </w:r>
+      <w:r>
+        <w:rPr>
+          <w:rStyle w:val="VerbatimChar"/>
+        </w:rPr>
+        <w:t xml:space="preserve">sync_uuid</w:t>
+      </w:r>
+      <w:r>
+        <w:t xml:space="preserve">).</w:t>
+      </w:r>
+    </w:p>
+    <w:p>
+      <w:r>
+        <w:pict>
+          <v:rect style="width:0;height:1.5pt" o:hralign="center" o:hrstd="t" o:hr="t"/>
+        </w:pict>
+      </w:r>
+    </w:p>
+    <w:bookmarkEnd w:id="12"/>
+    <w:bookmarkEnd w:id="13"/>
+    <w:bookmarkStart w:id="15" w:name="gestión-de-aula-por-el-docente"/>
+    <w:p>
+      <w:pPr>
+        <w:pStyle w:val="Heading2"/>
+      </w:pPr>
+      <w:r>
+        <w:t xml:space="preserve">2. Gestión de Aula por el Docente</w:t>
+      </w:r>
+    </w:p>
+    <w:bookmarkStart w:id="14" w:name="Xb346f2fc4fde5dc4fc15230c41b44d8ce3f270e"/>
+    <w:p>
+      <w:pPr>
+        <w:pStyle w:val="Heading3"/>
+      </w:pPr>
+      <w:r>
+        <w:t xml:space="preserve">HU-COMP-005: Edición Contextual de Competencias por el Docente</w:t>
       </w:r>
     </w:p>
     <w:p>
@@ -1289,7 +765,7 @@
         <w:pStyle w:val="Compact"/>
         <w:numPr>
           <w:ilvl w:val="0"/>
-          <w:numId w:val="1017"/>
+          <w:numId w:val="1009"/>
         </w:numPr>
       </w:pPr>
       <w:r>
@@ -1297,13 +773,13 @@
           <w:b/>
           <w:bCs/>
         </w:rPr>
-        <w:t xml:space="preserve">Roles involucrados:</w:t>
+        <w:t xml:space="preserve">Como:</w:t>
       </w:r>
       <w:r>
         <w:t xml:space="preserve"> </w:t>
       </w:r>
       <w:r>
-        <w:t xml:space="preserve">Directivo</w:t>
+        <w:t xml:space="preserve">Docente Titular de Asignatura.</w:t>
       </w:r>
     </w:p>
     <w:p>
@@ -1311,7 +787,7 @@
         <w:pStyle w:val="Compact"/>
         <w:numPr>
           <w:ilvl w:val="0"/>
-          <w:numId w:val="1017"/>
+          <w:numId w:val="1009"/>
         </w:numPr>
       </w:pPr>
       <w:r>
@@ -1319,13 +795,13 @@
           <w:b/>
           <w:bCs/>
         </w:rPr>
-        <w:t xml:space="preserve">Reglas de negocio relacionadas:</w:t>
+        <w:t xml:space="preserve">Quiero:</w:t>
       </w:r>
       <w:r>
         <w:t xml:space="preserve"> </w:t>
       </w:r>
       <w:r>
-        <w:t xml:space="preserve">RN-COM-005</w:t>
+        <w:t xml:space="preserve">Ajustar la redacción de la competencia de mi materia desde la planilla de calificaciones.</w:t>
       </w:r>
     </w:p>
     <w:p>
@@ -1333,7 +809,7 @@
         <w:pStyle w:val="Compact"/>
         <w:numPr>
           <w:ilvl w:val="0"/>
-          <w:numId w:val="1017"/>
+          <w:numId w:val="1009"/>
         </w:numPr>
       </w:pPr>
       <w:r>
@@ -1341,37 +817,13 @@
           <w:b/>
           <w:bCs/>
         </w:rPr>
-        <w:t xml:space="preserve">Endpoints relacionados:</w:t>
-      </w:r>
-    </w:p>
-    <w:p>
-      <w:pPr>
-        <w:pStyle w:val="Compact"/>
-        <w:numPr>
-          <w:ilvl w:val="1"/>
-          <w:numId w:val="1018"/>
-        </w:numPr>
-      </w:pPr>
-      <w:r>
-        <w:rPr>
-          <w:rStyle w:val="VerbatimChar"/>
-        </w:rPr>
-        <w:t xml:space="preserve">GET /api/academic-admin/settings/competencies/:id/usage-check</w:t>
-      </w:r>
-    </w:p>
-    <w:p>
-      <w:pPr>
-        <w:pStyle w:val="Compact"/>
-        <w:numPr>
-          <w:ilvl w:val="1"/>
-          <w:numId w:val="1018"/>
-        </w:numPr>
-      </w:pPr>
-      <w:r>
-        <w:rPr>
-          <w:rStyle w:val="VerbatimChar"/>
-        </w:rPr>
-        <w:t xml:space="preserve">DELETE /api/academic-admin/settings/competencies/:id</w:t>
+        <w:t xml:space="preserve">Para:</w:t>
+      </w:r>
+      <w:r>
+        <w:t xml:space="preserve"> </w:t>
+      </w:r>
+      <w:r>
+        <w:t xml:space="preserve">Contextualizar la meta de aprendizaje según la dinámica pedagógica del aula.</w:t>
       </w:r>
     </w:p>
     <w:p>
@@ -1379,7 +831,7 @@
         <w:pStyle w:val="Compact"/>
         <w:numPr>
           <w:ilvl w:val="0"/>
-          <w:numId w:val="1017"/>
+          <w:numId w:val="1009"/>
         </w:numPr>
       </w:pPr>
       <w:r>
@@ -1387,7 +839,7 @@
           <w:b/>
           <w:bCs/>
         </w:rPr>
-        <w:t xml:space="preserve">Componentes frontend relacionados:</w:t>
+        <w:t xml:space="preserve">Criterios de Aceptación:</w:t>
       </w:r>
     </w:p>
     <w:p>
@@ -1395,32 +847,20 @@
         <w:pStyle w:val="Compact"/>
         <w:numPr>
           <w:ilvl w:val="1"/>
-          <w:numId w:val="1019"/>
-        </w:numPr>
-      </w:pPr>
-      <w:hyperlink r:id="rId12">
-        <w:r>
-          <w:rPr>
-            <w:rStyle w:val="Hyperlink"/>
-          </w:rPr>
-          <w:t xml:space="preserve">AcademicCompetenciesView.vue</w:t>
-        </w:r>
-      </w:hyperlink>
-    </w:p>
-    <w:p>
-      <w:pPr>
-        <w:pStyle w:val="Compact"/>
-        <w:numPr>
-          <w:ilvl w:val="0"/>
-          <w:numId w:val="1017"/>
-        </w:numPr>
-      </w:pPr>
-      <w:r>
-        <w:rPr>
-          <w:b/>
-          <w:bCs/>
-        </w:rPr>
-        <w:t xml:space="preserve">Controllers/Services relacionados:</w:t>
+          <w:numId w:val="1010"/>
+        </w:numPr>
+      </w:pPr>
+      <w:r>
+        <w:t xml:space="preserve">El docente puede modificar la descripción desde su vista de calificaciones (</w:t>
+      </w:r>
+      <w:r>
+        <w:rPr>
+          <w:rStyle w:val="VerbatimChar"/>
+        </w:rPr>
+        <w:t xml:space="preserve">TeacherGrades.vue</w:t>
+      </w:r>
+      <w:r>
+        <w:t xml:space="preserve">).</w:t>
       </w:r>
     </w:p>
     <w:p>
@@ -1428,31 +868,44 @@
         <w:pStyle w:val="Compact"/>
         <w:numPr>
           <w:ilvl w:val="1"/>
-          <w:numId w:val="1020"/>
-        </w:numPr>
-      </w:pPr>
-      <w:hyperlink r:id="rId13">
-        <w:r>
-          <w:rPr>
-            <w:rStyle w:val="Hyperlink"/>
-          </w:rPr>
-          <w:t xml:space="preserve">academicAdminController.ts</w:t>
-        </w:r>
-      </w:hyperlink>
+          <w:numId w:val="1010"/>
+        </w:numPr>
+      </w:pPr>
+      <w:r>
+        <w:t xml:space="preserve">La modificación se sincroniza en caliente en todos los cursos paralelos vía</w:t>
+      </w:r>
       <w:r>
         <w:t xml:space="preserve"> </w:t>
       </w:r>
       <w:r>
-        <w:t xml:space="preserve">(</w:t>
-      </w:r>
-      <w:r>
         <w:rPr>
           <w:rStyle w:val="VerbatimChar"/>
         </w:rPr>
-        <w:t xml:space="preserve">checkCompetenciaUsage</w:t>
-      </w:r>
-      <w:r>
-        <w:t xml:space="preserve">,</w:t>
+        <w:t xml:space="preserve">sync_uuid</w:t>
+      </w:r>
+      <w:r>
+        <w:t xml:space="preserve">.</w:t>
+      </w:r>
+    </w:p>
+    <w:p>
+      <w:pPr>
+        <w:pStyle w:val="Compact"/>
+        <w:numPr>
+          <w:ilvl w:val="1"/>
+          <w:numId w:val="1010"/>
+        </w:numPr>
+      </w:pPr>
+      <w:r>
+        <w:t xml:space="preserve">Si el periodo está cerrado o el docente ya cerró la materia en el periodo (</w:t>
+      </w:r>
+      <w:r>
+        <w:rPr>
+          <w:rStyle w:val="VerbatimChar"/>
+        </w:rPr>
+        <w:t xml:space="preserve">ensureSubjectOpen</w:t>
+      </w:r>
+      <w:r>
+        <w:t xml:space="preserve">), la edición se bloquea con error</w:t>
       </w:r>
       <w:r>
         <w:t xml:space="preserve"> </w:t>
@@ -1461,14 +914,15 @@
         <w:rPr>
           <w:rStyle w:val="VerbatimChar"/>
         </w:rPr>
-        <w:t xml:space="preserve">deleteCompetencyByAdmin</w:t>
-      </w:r>
-      <w:r>
-        <w:t xml:space="preserve">)</w:t>
-      </w:r>
-    </w:p>
-    <w:bookmarkEnd w:id="28"/>
-    <w:bookmarkEnd w:id="29"/>
+        <w:t xml:space="preserve">409 Conflict</w:t>
+      </w:r>
+      <w:r>
+        <w:t xml:space="preserve">.</w:t>
+      </w:r>
+    </w:p>
+    <w:bookmarkEnd w:id="14"/>
+    <w:bookmarkEnd w:id="15"/>
+    <w:bookmarkEnd w:id="16"/>
     <w:sectPr>
       <w:footnotePr>
         <w:numRestart w:val="eachSect"/>
@@ -1682,6 +1136,91 @@
       </w:rPr>
     </w:lvl>
   </w:abstractNum>
+  <w:abstractNum w:abstractNumId="99411">
+    <w:nsid w:val="00A99411"/>
+    <w:multiLevelType w:val="multilevel"/>
+    <w:lvl w:ilvl="0">
+      <w:start w:val="1"/>
+      <w:numFmt w:val="decimal"/>
+      <w:lvlText w:val="%1."/>
+      <w:lvlJc w:val="left"/>
+      <w:pPr>
+        <w:ind w:left="720" w:hanging="360"/>
+      </w:pPr>
+    </w:lvl>
+    <w:lvl w:ilvl="1">
+      <w:start w:val="1"/>
+      <w:numFmt w:val="decimal"/>
+      <w:lvlText w:val="%2."/>
+      <w:lvlJc w:val="left"/>
+      <w:pPr>
+        <w:ind w:left="1440" w:hanging="360"/>
+      </w:pPr>
+    </w:lvl>
+    <w:lvl w:ilvl="2">
+      <w:start w:val="1"/>
+      <w:numFmt w:val="decimal"/>
+      <w:lvlText w:val="%3."/>
+      <w:lvlJc w:val="left"/>
+      <w:pPr>
+        <w:ind w:left="2160" w:hanging="360"/>
+      </w:pPr>
+    </w:lvl>
+    <w:lvl w:ilvl="3">
+      <w:start w:val="1"/>
+      <w:numFmt w:val="decimal"/>
+      <w:lvlText w:val="%4."/>
+      <w:lvlJc w:val="left"/>
+      <w:pPr>
+        <w:ind w:left="2880" w:hanging="360"/>
+      </w:pPr>
+    </w:lvl>
+    <w:lvl w:ilvl="4">
+      <w:start w:val="1"/>
+      <w:numFmt w:val="decimal"/>
+      <w:lvlText w:val="%5."/>
+      <w:lvlJc w:val="left"/>
+      <w:pPr>
+        <w:ind w:left="3600" w:hanging="360"/>
+      </w:pPr>
+    </w:lvl>
+    <w:lvl w:ilvl="5">
+      <w:start w:val="1"/>
+      <w:numFmt w:val="decimal"/>
+      <w:lvlText w:val="%6."/>
+      <w:lvlJc w:val="left"/>
+      <w:pPr>
+        <w:ind w:left="4320" w:hanging="360"/>
+      </w:pPr>
+    </w:lvl>
+    <w:lvl w:ilvl="6">
+      <w:start w:val="1"/>
+      <w:numFmt w:val="decimal"/>
+      <w:lvlText w:val="%7."/>
+      <w:lvlJc w:val="left"/>
+      <w:pPr>
+        <w:ind w:left="5040" w:hanging="360"/>
+      </w:pPr>
+    </w:lvl>
+    <w:lvl w:ilvl="7">
+      <w:start w:val="1"/>
+      <w:numFmt w:val="decimal"/>
+      <w:lvlText w:val="%8."/>
+      <w:lvlJc w:val="left"/>
+      <w:pPr>
+        <w:ind w:left="5760" w:hanging="360"/>
+      </w:pPr>
+    </w:lvl>
+    <w:lvl w:ilvl="8">
+      <w:start w:val="1"/>
+      <w:numFmt w:val="decimal"/>
+      <w:lvlText w:val="%9."/>
+      <w:lvlJc w:val="left"/>
+      <w:pPr>
+        <w:ind w:left="6480" w:hanging="360"/>
+      </w:pPr>
+    </w:lvl>
+  </w:abstractNum>
   <w:num w:numId="1000">
     <w:abstractNumId w:val="990"/>
   </w:num>
@@ -1689,61 +1228,166 @@
     <w:abstractNumId w:val="991"/>
   </w:num>
   <w:num w:numId="1002">
-    <w:abstractNumId w:val="991"/>
+    <w:abstractNumId w:val="99411"/>
+    <w:lvlOverride w:ilvl="0">
+      <w:startOverride w:val="1"/>
+    </w:lvlOverride>
+    <w:lvlOverride w:ilvl="1">
+      <w:startOverride w:val="1"/>
+    </w:lvlOverride>
+    <w:lvlOverride w:ilvl="2">
+      <w:startOverride w:val="1"/>
+    </w:lvlOverride>
+    <w:lvlOverride w:ilvl="3">
+      <w:startOverride w:val="1"/>
+    </w:lvlOverride>
+    <w:lvlOverride w:ilvl="4">
+      <w:startOverride w:val="1"/>
+    </w:lvlOverride>
+    <w:lvlOverride w:ilvl="5">
+      <w:startOverride w:val="1"/>
+    </w:lvlOverride>
+    <w:lvlOverride w:ilvl="6">
+      <w:startOverride w:val="1"/>
+    </w:lvlOverride>
+    <w:lvlOverride w:ilvl="7">
+      <w:startOverride w:val="1"/>
+    </w:lvlOverride>
+    <w:lvlOverride w:ilvl="8">
+      <w:startOverride w:val="1"/>
+    </w:lvlOverride>
   </w:num>
   <w:num w:numId="1003">
     <w:abstractNumId w:val="991"/>
   </w:num>
   <w:num w:numId="1004">
-    <w:abstractNumId w:val="991"/>
+    <w:abstractNumId w:val="99411"/>
+    <w:lvlOverride w:ilvl="0">
+      <w:startOverride w:val="1"/>
+    </w:lvlOverride>
+    <w:lvlOverride w:ilvl="1">
+      <w:startOverride w:val="1"/>
+    </w:lvlOverride>
+    <w:lvlOverride w:ilvl="2">
+      <w:startOverride w:val="1"/>
+    </w:lvlOverride>
+    <w:lvlOverride w:ilvl="3">
+      <w:startOverride w:val="1"/>
+    </w:lvlOverride>
+    <w:lvlOverride w:ilvl="4">
+      <w:startOverride w:val="1"/>
+    </w:lvlOverride>
+    <w:lvlOverride w:ilvl="5">
+      <w:startOverride w:val="1"/>
+    </w:lvlOverride>
+    <w:lvlOverride w:ilvl="6">
+      <w:startOverride w:val="1"/>
+    </w:lvlOverride>
+    <w:lvlOverride w:ilvl="7">
+      <w:startOverride w:val="1"/>
+    </w:lvlOverride>
+    <w:lvlOverride w:ilvl="8">
+      <w:startOverride w:val="1"/>
+    </w:lvlOverride>
   </w:num>
   <w:num w:numId="1005">
     <w:abstractNumId w:val="991"/>
   </w:num>
   <w:num w:numId="1006">
-    <w:abstractNumId w:val="991"/>
+    <w:abstractNumId w:val="99411"/>
+    <w:lvlOverride w:ilvl="0">
+      <w:startOverride w:val="1"/>
+    </w:lvlOverride>
+    <w:lvlOverride w:ilvl="1">
+      <w:startOverride w:val="1"/>
+    </w:lvlOverride>
+    <w:lvlOverride w:ilvl="2">
+      <w:startOverride w:val="1"/>
+    </w:lvlOverride>
+    <w:lvlOverride w:ilvl="3">
+      <w:startOverride w:val="1"/>
+    </w:lvlOverride>
+    <w:lvlOverride w:ilvl="4">
+      <w:startOverride w:val="1"/>
+    </w:lvlOverride>
+    <w:lvlOverride w:ilvl="5">
+      <w:startOverride w:val="1"/>
+    </w:lvlOverride>
+    <w:lvlOverride w:ilvl="6">
+      <w:startOverride w:val="1"/>
+    </w:lvlOverride>
+    <w:lvlOverride w:ilvl="7">
+      <w:startOverride w:val="1"/>
+    </w:lvlOverride>
+    <w:lvlOverride w:ilvl="8">
+      <w:startOverride w:val="1"/>
+    </w:lvlOverride>
   </w:num>
   <w:num w:numId="1007">
     <w:abstractNumId w:val="991"/>
   </w:num>
   <w:num w:numId="1008">
-    <w:abstractNumId w:val="991"/>
+    <w:abstractNumId w:val="99411"/>
+    <w:lvlOverride w:ilvl="0">
+      <w:startOverride w:val="1"/>
+    </w:lvlOverride>
+    <w:lvlOverride w:ilvl="1">
+      <w:startOverride w:val="1"/>
+    </w:lvlOverride>
+    <w:lvlOverride w:ilvl="2">
+      <w:startOverride w:val="1"/>
+    </w:lvlOverride>
+    <w:lvlOverride w:ilvl="3">
+      <w:startOverride w:val="1"/>
+    </w:lvlOverride>
+    <w:lvlOverride w:ilvl="4">
+      <w:startOverride w:val="1"/>
+    </w:lvlOverride>
+    <w:lvlOverride w:ilvl="5">
+      <w:startOverride w:val="1"/>
+    </w:lvlOverride>
+    <w:lvlOverride w:ilvl="6">
+      <w:startOverride w:val="1"/>
+    </w:lvlOverride>
+    <w:lvlOverride w:ilvl="7">
+      <w:startOverride w:val="1"/>
+    </w:lvlOverride>
+    <w:lvlOverride w:ilvl="8">
+      <w:startOverride w:val="1"/>
+    </w:lvlOverride>
   </w:num>
   <w:num w:numId="1009">
     <w:abstractNumId w:val="991"/>
   </w:num>
   <w:num w:numId="1010">
-    <w:abstractNumId w:val="991"/>
-  </w:num>
-  <w:num w:numId="1011">
-    <w:abstractNumId w:val="991"/>
-  </w:num>
-  <w:num w:numId="1012">
-    <w:abstractNumId w:val="991"/>
-  </w:num>
-  <w:num w:numId="1013">
-    <w:abstractNumId w:val="991"/>
-  </w:num>
-  <w:num w:numId="1014">
-    <w:abstractNumId w:val="991"/>
-  </w:num>
-  <w:num w:numId="1015">
-    <w:abstractNumId w:val="991"/>
-  </w:num>
-  <w:num w:numId="1016">
-    <w:abstractNumId w:val="991"/>
-  </w:num>
-  <w:num w:numId="1017">
-    <w:abstractNumId w:val="991"/>
-  </w:num>
-  <w:num w:numId="1018">
-    <w:abstractNumId w:val="991"/>
-  </w:num>
-  <w:num w:numId="1019">
-    <w:abstractNumId w:val="991"/>
-  </w:num>
-  <w:num w:numId="1020">
-    <w:abstractNumId w:val="991"/>
+    <w:abstractNumId w:val="99411"/>
+    <w:lvlOverride w:ilvl="0">
+      <w:startOverride w:val="1"/>
+    </w:lvlOverride>
+    <w:lvlOverride w:ilvl="1">
+      <w:startOverride w:val="1"/>
+    </w:lvlOverride>
+    <w:lvlOverride w:ilvl="2">
+      <w:startOverride w:val="1"/>
+    </w:lvlOverride>
+    <w:lvlOverride w:ilvl="3">
+      <w:startOverride w:val="1"/>
+    </w:lvlOverride>
+    <w:lvlOverride w:ilvl="4">
+      <w:startOverride w:val="1"/>
+    </w:lvlOverride>
+    <w:lvlOverride w:ilvl="5">
+      <w:startOverride w:val="1"/>
+    </w:lvlOverride>
+    <w:lvlOverride w:ilvl="6">
+      <w:startOverride w:val="1"/>
+    </w:lvlOverride>
+    <w:lvlOverride w:ilvl="7">
+      <w:startOverride w:val="1"/>
+    </w:lvlOverride>
+    <w:lvlOverride w:ilvl="8">
+      <w:startOverride w:val="1"/>
+    </w:lvlOverride>
   </w:num>
 </w:numbering>
 </file>
